--- a/Lab 4/Task 3.docx
+++ b/Lab 4/Task 3.docx
@@ -1071,7 +1071,13 @@
         </w:numPr>
       </w:pPr>
       <w:r>
-        <w:t>dict(givenHeuristic) makes a copy of the heuristic, so the original values stay safe.</w:t>
+        <w:t>heuristic.copy()</w:t>
+      </w:r>
+      <w:r>
+        <w:t xml:space="preserve"> </w:t>
+      </w:r>
+      <w:r>
+        <w:t>makes a copy of the heuristic, so the original values stay safe.</w:t>
       </w:r>
     </w:p>
     <w:p>
@@ -1123,10 +1129,10 @@
           <w:noProof/>
         </w:rPr>
         <w:drawing>
-          <wp:inline distT="0" distB="0" distL="0" distR="0" wp14:anchorId="0FB28E1F" wp14:editId="2A9A7C04">
-            <wp:extent cx="6492240" cy="1739265"/>
+          <wp:inline distT="0" distB="0" distL="0" distR="0" wp14:anchorId="04D113E6" wp14:editId="7AE757BA">
+            <wp:extent cx="6492240" cy="1875790"/>
             <wp:effectExtent l="0" t="0" r="3810" b="0"/>
-            <wp:docPr id="422387387" name="Picture 1"/>
+            <wp:docPr id="1864358993" name="Picture 1"/>
             <wp:cNvGraphicFramePr>
               <a:graphicFrameLocks xmlns:a="http://schemas.openxmlformats.org/drawingml/2006/main" noChangeAspect="1"/>
             </wp:cNvGraphicFramePr>
@@ -1134,7 +1140,7 @@
               <a:graphicData uri="http://schemas.openxmlformats.org/drawingml/2006/picture">
                 <pic:pic xmlns:pic="http://schemas.openxmlformats.org/drawingml/2006/picture">
                   <pic:nvPicPr>
-                    <pic:cNvPr id="422387387" name=""/>
+                    <pic:cNvPr id="1864358993" name=""/>
                     <pic:cNvPicPr/>
                   </pic:nvPicPr>
                   <pic:blipFill>
@@ -1146,7 +1152,7 @@
                   <pic:spPr>
                     <a:xfrm>
                       <a:off x="0" y="0"/>
-                      <a:ext cx="6492240" cy="1739265"/>
+                      <a:ext cx="6492240" cy="1875790"/>
                     </a:xfrm>
                     <a:prstGeom prst="rect">
                       <a:avLst/>
@@ -1188,10 +1194,10 @@
           <w:noProof/>
         </w:rPr>
         <w:drawing>
-          <wp:inline distT="0" distB="0" distL="0" distR="0" wp14:anchorId="13CED01A" wp14:editId="617C459F">
-            <wp:extent cx="6477000" cy="1828800"/>
-            <wp:effectExtent l="0" t="0" r="0" b="0"/>
-            <wp:docPr id="898255135" name="Picture 1"/>
+          <wp:inline distT="0" distB="0" distL="0" distR="0" wp14:anchorId="04DF1390" wp14:editId="7CFE22CC">
+            <wp:extent cx="6391275" cy="1981200"/>
+            <wp:effectExtent l="0" t="0" r="9525" b="0"/>
+            <wp:docPr id="658970793" name="Picture 1"/>
             <wp:cNvGraphicFramePr>
               <a:graphicFrameLocks xmlns:a="http://schemas.openxmlformats.org/drawingml/2006/main" noChangeAspect="1"/>
             </wp:cNvGraphicFramePr>
@@ -1199,7 +1205,7 @@
               <a:graphicData uri="http://schemas.openxmlformats.org/drawingml/2006/picture">
                 <pic:pic xmlns:pic="http://schemas.openxmlformats.org/drawingml/2006/picture">
                   <pic:nvPicPr>
-                    <pic:cNvPr id="898255135" name=""/>
+                    <pic:cNvPr id="658970793" name=""/>
                     <pic:cNvPicPr/>
                   </pic:nvPicPr>
                   <pic:blipFill>
@@ -1211,7 +1217,7 @@
                   <pic:spPr>
                     <a:xfrm>
                       <a:off x="0" y="0"/>
-                      <a:ext cx="6477000" cy="1828800"/>
+                      <a:ext cx="6391275" cy="1981200"/>
                     </a:xfrm>
                     <a:prstGeom prst="rect">
                       <a:avLst/>
@@ -1233,10 +1239,7 @@
       </w:pPr>
       <w:bookmarkStart w:id="5" w:name="_Toc243737832"/>
       <w:r>
-        <w:t>H(C) = 1</w:t>
-      </w:r>
-      <w:r>
-        <w:t>5</w:t>
+        <w:t>H(C) = 15</w:t>
       </w:r>
       <w:bookmarkEnd w:id="5"/>
     </w:p>
@@ -1249,10 +1252,10 @@
         </w:rPr>
         <w:lastRenderedPageBreak/>
         <w:drawing>
-          <wp:inline distT="0" distB="0" distL="0" distR="0" wp14:anchorId="50AFE4E4" wp14:editId="2B3C2DC3">
-            <wp:extent cx="6229350" cy="1647825"/>
-            <wp:effectExtent l="0" t="0" r="0" b="9525"/>
-            <wp:docPr id="150159681" name="Picture 1"/>
+          <wp:inline distT="0" distB="0" distL="0" distR="0" wp14:anchorId="6BBA4393" wp14:editId="2EB3C20F">
+            <wp:extent cx="6492240" cy="1586865"/>
+            <wp:effectExtent l="0" t="0" r="3810" b="0"/>
+            <wp:docPr id="1254100624" name="Picture 1"/>
             <wp:cNvGraphicFramePr>
               <a:graphicFrameLocks xmlns:a="http://schemas.openxmlformats.org/drawingml/2006/main" noChangeAspect="1"/>
             </wp:cNvGraphicFramePr>
@@ -1260,7 +1263,7 @@
               <a:graphicData uri="http://schemas.openxmlformats.org/drawingml/2006/picture">
                 <pic:pic xmlns:pic="http://schemas.openxmlformats.org/drawingml/2006/picture">
                   <pic:nvPicPr>
-                    <pic:cNvPr id="150159681" name=""/>
+                    <pic:cNvPr id="1254100624" name=""/>
                     <pic:cNvPicPr/>
                   </pic:nvPicPr>
                   <pic:blipFill>
@@ -1272,7 +1275,7 @@
                   <pic:spPr>
                     <a:xfrm>
                       <a:off x="0" y="0"/>
-                      <a:ext cx="6229350" cy="1647825"/>
+                      <a:ext cx="6492240" cy="1586865"/>
                     </a:xfrm>
                     <a:prstGeom prst="rect">
                       <a:avLst/>
@@ -2629,7 +2632,6 @@
   <w:style w:type="character" w:default="1" w:styleId="DefaultParagraphFont">
     <w:name w:val="Default Paragraph Font"/>
     <w:uiPriority w:val="1"/>
-    <w:semiHidden/>
     <w:unhideWhenUsed/>
   </w:style>
   <w:style w:type="table" w:default="1" w:styleId="TableNormal">
